--- a/日志/2026-10-26 修改日志.docx
+++ b/日志/2026-10-26 修改日志.docx
@@ -52,7 +52,7 @@
           <w:b w:val="0"/>
           <w:sz w:val="21"/>
         </w:rPr>
-        <w:t>本日共产生 1 次提交，涉及 1 条记录，当前仓库已跟踪 160 个文件、累计 57 次提交。</w:t>
+        <w:t>本日共产生 3 次提交，涉及 3 条记录，当前仓库已跟踪 162 个文件、累计 59 次提交。</w:t>
       </w:r>
     </w:p>
     <w:p>
@@ -65,7 +65,7 @@
           <w:b w:val="0"/>
           <w:sz w:val="21"/>
         </w:rPr>
-        <w:t>依据提交00d3a39，参照同目录填写版，将项目计划填入原DOC模板，并保存同内容DOCX及Markdown。</w:t>
+        <w:t>按原模板填写项目计划，补齐附录A项目估计及附录B项目计划审批；DOC、DOCX和Markdown同步更新。</w:t>
       </w:r>
     </w:p>
     <w:p>
@@ -292,6 +292,176 @@
           </w:p>
         </w:tc>
       </w:tr>
+      <w:tr>
+        <w:trPr>
+          <w:cantSplit/>
+        </w:trPr>
+        <w:tc>
+          <w:tcPr>
+            <w:tcW w:type="dxa" w:w="907"/>
+          </w:tcPr>
+          <w:p>
+            <w:r/>
+            <w:r>
+              <w:rPr>
+                <w:rFonts w:ascii="宋体" w:hAnsi="宋体" w:eastAsia="宋体" w:cs="宋体"/>
+                <w:b w:val="0"/>
+                <w:sz w:val="19"/>
+              </w:rPr>
+              <w:t>10:13</w:t>
+            </w:r>
+          </w:p>
+        </w:tc>
+        <w:tc>
+          <w:tcPr>
+            <w:tcW w:type="dxa" w:w="1077"/>
+          </w:tcPr>
+          <w:p>
+            <w:r/>
+            <w:r>
+              <w:rPr>
+                <w:rFonts w:ascii="宋体" w:hAnsi="宋体" w:eastAsia="宋体" w:cs="宋体"/>
+                <w:b w:val="0"/>
+                <w:sz w:val="19"/>
+              </w:rPr>
+              <w:t>612e521</w:t>
+            </w:r>
+          </w:p>
+        </w:tc>
+        <w:tc>
+          <w:tcPr>
+            <w:tcW w:type="dxa" w:w="850"/>
+          </w:tcPr>
+          <w:p>
+            <w:r/>
+            <w:r>
+              <w:rPr>
+                <w:rFonts w:ascii="宋体" w:hAnsi="宋体" w:eastAsia="宋体" w:cs="宋体"/>
+                <w:b w:val="0"/>
+                <w:sz w:val="19"/>
+              </w:rPr>
+              <w:t>docs</w:t>
+            </w:r>
+          </w:p>
+        </w:tc>
+        <w:tc>
+          <w:tcPr>
+            <w:tcW w:type="dxa" w:w="4252"/>
+          </w:tcPr>
+          <w:p>
+            <w:r/>
+            <w:r>
+              <w:rPr>
+                <w:rFonts w:ascii="宋体" w:hAnsi="宋体" w:eastAsia="宋体" w:cs="宋体"/>
+                <w:b w:val="0"/>
+                <w:sz w:val="19"/>
+              </w:rPr>
+              <w:t>记录2026-10-26项目计划填写日志</w:t>
+            </w:r>
+          </w:p>
+        </w:tc>
+        <w:tc>
+          <w:tcPr>
+            <w:tcW w:type="dxa" w:w="2098"/>
+          </w:tcPr>
+          <w:p>
+            <w:r/>
+            <w:r>
+              <w:rPr>
+                <w:rFonts w:ascii="宋体" w:hAnsi="宋体" w:eastAsia="宋体" w:cs="宋体"/>
+                <w:b w:val="0"/>
+                <w:sz w:val="19"/>
+              </w:rPr>
+              <w:t>2 文件 / +51</w:t>
+            </w:r>
+          </w:p>
+        </w:tc>
+      </w:tr>
+      <w:tr>
+        <w:trPr>
+          <w:cantSplit/>
+        </w:trPr>
+        <w:tc>
+          <w:tcPr>
+            <w:tcW w:type="dxa" w:w="907"/>
+          </w:tcPr>
+          <w:p>
+            <w:r/>
+            <w:r>
+              <w:rPr>
+                <w:rFonts w:ascii="宋体" w:hAnsi="宋体" w:eastAsia="宋体" w:cs="宋体"/>
+                <w:b w:val="0"/>
+                <w:sz w:val="19"/>
+              </w:rPr>
+              <w:t>10:21</w:t>
+            </w:r>
+          </w:p>
+        </w:tc>
+        <w:tc>
+          <w:tcPr>
+            <w:tcW w:type="dxa" w:w="1077"/>
+          </w:tcPr>
+          <w:p>
+            <w:r/>
+            <w:r>
+              <w:rPr>
+                <w:rFonts w:ascii="宋体" w:hAnsi="宋体" w:eastAsia="宋体" w:cs="宋体"/>
+                <w:b w:val="0"/>
+                <w:sz w:val="19"/>
+              </w:rPr>
+              <w:t>4aca69e</w:t>
+            </w:r>
+          </w:p>
+        </w:tc>
+        <w:tc>
+          <w:tcPr>
+            <w:tcW w:type="dxa" w:w="850"/>
+          </w:tcPr>
+          <w:p>
+            <w:r/>
+            <w:r>
+              <w:rPr>
+                <w:rFonts w:ascii="宋体" w:hAnsi="宋体" w:eastAsia="宋体" w:cs="宋体"/>
+                <w:b w:val="0"/>
+                <w:sz w:val="19"/>
+              </w:rPr>
+              <w:t>docs</w:t>
+            </w:r>
+          </w:p>
+        </w:tc>
+        <w:tc>
+          <w:tcPr>
+            <w:tcW w:type="dxa" w:w="4252"/>
+          </w:tcPr>
+          <w:p>
+            <w:r/>
+            <w:r>
+              <w:rPr>
+                <w:rFonts w:ascii="宋体" w:hAnsi="宋体" w:eastAsia="宋体" w:cs="宋体"/>
+                <w:b w:val="0"/>
+                <w:sz w:val="19"/>
+              </w:rPr>
+              <w:t>补齐项目计划附录A和B并校正估算合计</w:t>
+            </w:r>
+          </w:p>
+        </w:tc>
+        <w:tc>
+          <w:tcPr>
+            <w:tcW w:type="dxa" w:w="2098"/>
+          </w:tcPr>
+          <w:p>
+            <w:r/>
+            <w:r>
+              <w:rPr>
+                <w:rFonts w:ascii="宋体" w:hAnsi="宋体" w:eastAsia="宋体" w:cs="宋体"/>
+                <w:b w:val="0"/>
+                <w:sz w:val="19"/>
+              </w:rPr>
+              <w:t>3 文件 / +2 / -530</w:t>
+            </w:r>
+          </w:p>
+        </w:tc>
+      </w:tr>
     </w:tbl>
     <w:p>
       <w:r>
@@ -446,7 +616,7 @@
                 <w:b w:val="0"/>
                 <w:sz w:val="19"/>
               </w:rPr>
-              <w:t>00d3a39</w:t>
+              <w:t>4aca69e</w:t>
             </w:r>
           </w:p>
         </w:tc>
@@ -483,7 +653,7 @@
                 <w:b w:val="0"/>
                 <w:sz w:val="19"/>
               </w:rPr>
-              <w:t>57</w:t>
+              <w:t>59</w:t>
             </w:r>
           </w:p>
         </w:tc>
@@ -520,7 +690,7 @@
                 <w:b w:val="0"/>
                 <w:sz w:val="19"/>
               </w:rPr>
-              <w:t>1</w:t>
+              <w:t>3</w:t>
             </w:r>
           </w:p>
         </w:tc>
@@ -557,7 +727,7 @@
                 <w:b w:val="0"/>
                 <w:sz w:val="19"/>
               </w:rPr>
-              <w:t>160</w:t>
+              <w:t>162</w:t>
             </w:r>
           </w:p>
         </w:tc>
@@ -631,7 +801,7 @@
                 <w:b w:val="0"/>
                 <w:sz w:val="19"/>
               </w:rPr>
-              <w:t>未找到远端分支</w:t>
+              <w:t>本地领先 1 个提交（待推送）</w:t>
             </w:r>
           </w:p>
         </w:tc>
@@ -668,7 +838,7 @@
                 <w:b w:val="0"/>
                 <w:sz w:val="19"/>
               </w:rPr>
-              <w:t>15.63 MB（不含 .git）</w:t>
+              <w:t>15.71 MB（不含 .git）</w:t>
             </w:r>
           </w:p>
         </w:tc>
@@ -698,7 +868,7 @@
           <w:b w:val="0"/>
           <w:sz w:val="21"/>
         </w:rPr>
-        <w:t>原模板目录存在失效条目，已按正文更新；页面设置及11张表格结构保留。</w:t>
+        <w:t>原模板正文缺附录A且审批章节未编号；已补A.1至A.4、B.1至B.3并更新目录。参考版WBS分项与合计不一致，已统一为216人时。</w:t>
       </w:r>
     </w:p>
     <w:p>
@@ -740,7 +910,7 @@
           <w:color w:val="888888"/>
           <w:sz w:val="17"/>
         </w:rPr>
-        <w:t>生成时间：2026-10-26 10:12</w:t>
+        <w:t>生成时间：2026-10-26 10:21</w:t>
       </w:r>
     </w:p>
     <w:sectPr>

--- a/日志/2026-10-26 修改日志.docx
+++ b/日志/2026-10-26 修改日志.docx
@@ -52,7 +52,7 @@
           <w:b w:val="0"/>
           <w:sz w:val="21"/>
         </w:rPr>
-        <w:t>本日共产生 3 次提交，涉及 3 条记录，当前仓库已跟踪 162 个文件、累计 59 次提交。</w:t>
+        <w:t>本日共产生 5 次提交，涉及 5 条记录，当前仓库已跟踪 162 个文件、累计 61 次提交。</w:t>
       </w:r>
     </w:p>
     <w:p>
@@ -65,7 +65,7 @@
           <w:b w:val="0"/>
           <w:sz w:val="21"/>
         </w:rPr>
-        <w:t>按原模板填写项目计划，补齐附录A项目估计及附录B项目计划审批；DOC、DOCX和Markdown同步更新。</w:t>
+        <w:t>依据当日提交填写项目计划、补齐附录A和B，并取消大面积斜体；保持字号、表格和内容。</w:t>
       </w:r>
     </w:p>
     <w:p>
@@ -462,6 +462,176 @@
           </w:p>
         </w:tc>
       </w:tr>
+      <w:tr>
+        <w:trPr>
+          <w:cantSplit/>
+        </w:trPr>
+        <w:tc>
+          <w:tcPr>
+            <w:tcW w:type="dxa" w:w="907"/>
+          </w:tcPr>
+          <w:p>
+            <w:r/>
+            <w:r>
+              <w:rPr>
+                <w:rFonts w:ascii="宋体" w:hAnsi="宋体" w:eastAsia="宋体" w:cs="宋体"/>
+                <w:b w:val="0"/>
+                <w:sz w:val="19"/>
+              </w:rPr>
+              <w:t>10:22</w:t>
+            </w:r>
+          </w:p>
+        </w:tc>
+        <w:tc>
+          <w:tcPr>
+            <w:tcW w:type="dxa" w:w="1077"/>
+          </w:tcPr>
+          <w:p>
+            <w:r/>
+            <w:r>
+              <w:rPr>
+                <w:rFonts w:ascii="宋体" w:hAnsi="宋体" w:eastAsia="宋体" w:cs="宋体"/>
+                <w:b w:val="0"/>
+                <w:sz w:val="19"/>
+              </w:rPr>
+              <w:t>fbf1ad9</w:t>
+            </w:r>
+          </w:p>
+        </w:tc>
+        <w:tc>
+          <w:tcPr>
+            <w:tcW w:type="dxa" w:w="850"/>
+          </w:tcPr>
+          <w:p>
+            <w:r/>
+            <w:r>
+              <w:rPr>
+                <w:rFonts w:ascii="宋体" w:hAnsi="宋体" w:eastAsia="宋体" w:cs="宋体"/>
+                <w:b w:val="0"/>
+                <w:sz w:val="19"/>
+              </w:rPr>
+              <w:t>docs</w:t>
+            </w:r>
+          </w:p>
+        </w:tc>
+        <w:tc>
+          <w:tcPr>
+            <w:tcW w:type="dxa" w:w="4252"/>
+          </w:tcPr>
+          <w:p>
+            <w:r/>
+            <w:r>
+              <w:rPr>
+                <w:rFonts w:ascii="宋体" w:hAnsi="宋体" w:eastAsia="宋体" w:cs="宋体"/>
+                <w:b w:val="0"/>
+                <w:sz w:val="19"/>
+              </w:rPr>
+              <w:t>更新附录补全日志及文本换行</w:t>
+            </w:r>
+          </w:p>
+        </w:tc>
+        <w:tc>
+          <w:tcPr>
+            <w:tcW w:type="dxa" w:w="2098"/>
+          </w:tcPr>
+          <w:p>
+            <w:r/>
+            <w:r>
+              <w:rPr>
+                <w:rFonts w:ascii="宋体" w:hAnsi="宋体" w:eastAsia="宋体" w:cs="宋体"/>
+                <w:b w:val="0"/>
+                <w:sz w:val="19"/>
+              </w:rPr>
+              <w:t>3 文件 / +754 / -12</w:t>
+            </w:r>
+          </w:p>
+        </w:tc>
+      </w:tr>
+      <w:tr>
+        <w:trPr>
+          <w:cantSplit/>
+        </w:trPr>
+        <w:tc>
+          <w:tcPr>
+            <w:tcW w:type="dxa" w:w="907"/>
+          </w:tcPr>
+          <w:p>
+            <w:r/>
+            <w:r>
+              <w:rPr>
+                <w:rFonts w:ascii="宋体" w:hAnsi="宋体" w:eastAsia="宋体" w:cs="宋体"/>
+                <w:b w:val="0"/>
+                <w:sz w:val="19"/>
+              </w:rPr>
+              <w:t>10:23</w:t>
+            </w:r>
+          </w:p>
+        </w:tc>
+        <w:tc>
+          <w:tcPr>
+            <w:tcW w:type="dxa" w:w="1077"/>
+          </w:tcPr>
+          <w:p>
+            <w:r/>
+            <w:r>
+              <w:rPr>
+                <w:rFonts w:ascii="宋体" w:hAnsi="宋体" w:eastAsia="宋体" w:cs="宋体"/>
+                <w:b w:val="0"/>
+                <w:sz w:val="19"/>
+              </w:rPr>
+              <w:t>803c0fd</w:t>
+            </w:r>
+          </w:p>
+        </w:tc>
+        <w:tc>
+          <w:tcPr>
+            <w:tcW w:type="dxa" w:w="850"/>
+          </w:tcPr>
+          <w:p>
+            <w:r/>
+            <w:r>
+              <w:rPr>
+                <w:rFonts w:ascii="宋体" w:hAnsi="宋体" w:eastAsia="宋体" w:cs="宋体"/>
+                <w:b w:val="0"/>
+                <w:sz w:val="19"/>
+              </w:rPr>
+              <w:t>docs</w:t>
+            </w:r>
+          </w:p>
+        </w:tc>
+        <w:tc>
+          <w:tcPr>
+            <w:tcW w:type="dxa" w:w="4252"/>
+          </w:tcPr>
+          <w:p>
+            <w:r/>
+            <w:r>
+              <w:rPr>
+                <w:rFonts w:ascii="宋体" w:hAnsi="宋体" w:eastAsia="宋体" w:cs="宋体"/>
+                <w:b w:val="0"/>
+                <w:sz w:val="19"/>
+              </w:rPr>
+              <w:t>取消项目计划大面积斜体排版</w:t>
+            </w:r>
+          </w:p>
+        </w:tc>
+        <w:tc>
+          <w:tcPr>
+            <w:tcW w:type="dxa" w:w="2098"/>
+          </w:tcPr>
+          <w:p>
+            <w:r/>
+            <w:r>
+              <w:rPr>
+                <w:rFonts w:ascii="宋体" w:hAnsi="宋体" w:eastAsia="宋体" w:cs="宋体"/>
+                <w:b w:val="0"/>
+                <w:sz w:val="19"/>
+              </w:rPr>
+              <w:t>2 文件</w:t>
+            </w:r>
+          </w:p>
+        </w:tc>
+      </w:tr>
     </w:tbl>
     <w:p>
       <w:r>
@@ -616,7 +786,7 @@
                 <w:b w:val="0"/>
                 <w:sz w:val="19"/>
               </w:rPr>
-              <w:t>4aca69e</w:t>
+              <w:t>803c0fd</w:t>
             </w:r>
           </w:p>
         </w:tc>
@@ -653,7 +823,7 @@
                 <w:b w:val="0"/>
                 <w:sz w:val="19"/>
               </w:rPr>
-              <w:t>59</w:t>
+              <w:t>61</w:t>
             </w:r>
           </w:p>
         </w:tc>
@@ -690,7 +860,7 @@
                 <w:b w:val="0"/>
                 <w:sz w:val="19"/>
               </w:rPr>
-              <w:t>3</w:t>
+              <w:t>5</w:t>
             </w:r>
           </w:p>
         </w:tc>
@@ -868,7 +1038,7 @@
           <w:b w:val="0"/>
           <w:sz w:val="21"/>
         </w:rPr>
-        <w:t>原模板正文缺附录A且审批章节未编号；已补A.1至A.4、B.1至B.3并更新目录。参考版WBS分项与合计不一致，已统一为216人时。</w:t>
+        <w:t>原模板缺附录A且审批章节未编号，已补全；WBS统一216人时；继承的斜体格式已取消。</w:t>
       </w:r>
     </w:p>
     <w:p>
@@ -910,7 +1080,7 @@
           <w:color w:val="888888"/>
           <w:sz w:val="17"/>
         </w:rPr>
-        <w:t>生成时间：2026-10-26 10:21</w:t>
+        <w:t>生成时间：2026-10-26 10:23</w:t>
       </w:r>
     </w:p>
     <w:sectPr>
